--- a/data/revised_2026-10_full/tracked/v2/Core_Mathematics/SS3.2_Probability_I/Core_Mathematics_Probability_I_FinalExplanation_TeacherKey_TRACKED.docx
+++ b/data/revised_2026-10_full/tracked/v2/Core_Mathematics/SS3.2_Probability_I/Core_Mathematics_Probability_I_FinalExplanation_TeacherKey_TRACKED.docx
@@ -329,7 +329,7 @@
               </w:rPr>
               <w:t xml:space="preserve">(a) Use Kamau's 20 trip counts to find the experimental probability that a trip is fully booked. Show how you counted. (b) In Lesson 1 you tossed a 10-shilling coin 30 times in pairs. </w:t>
             </w:r>
-            <w:del w:id="9001" w:author="Claude (AI) - proposed" w:date="2026-10-15T20:14:40Z">
+            <w:del w:id="9001" w:author="Claude (AI) - proposed" w:date="2026-10-18T00:28:14Z">
               <w:r>
                 <w:rPr>
                   <w:rFonts w:ascii="Arial" w:cs="Arial" w:eastAsia="Arial" w:hAnsi="Arial"/>
@@ -344,7 +344,7 @@
                 <w:delText xml:space="preserve">No pair got exactly 15 heads</w:delText>
               </w:r>
             </w:del>
-            <w:ins w:id="9002" w:author="Claude (AI) - proposed" w:date="2026-10-15T20:14:40Z">
+            <w:ins w:id="9002" w:author="Claude (AI) - proposed" w:date="2026-10-18T00:28:14Z">
               <w:r>
                 <w:rPr>
                   <w:rFonts w:ascii="Arial" w:cs="Arial" w:eastAsia="Arial" w:hAnsi="Arial"/>
@@ -892,7 +892,7 @@
               </w:rPr>
               <w:t xml:space="preserve">Kamau's employer asks for advice. (a) Write a short Probability Report (4 to 6 sentences) saying what Kamau should expect about full buses, how he should plan, and what he cannot know. Use numbers from his notebook. (b) Suppose each of the 14 seats was filled independently with probability </w:t>
             </w:r>
-            <w:del w:id="9003" w:author="Claude (AI) - proposed" w:date="2026-10-15T20:14:40Z">
+            <w:del w:id="9003" w:author="Claude (AI) - proposed" w:date="2026-10-18T00:28:14Z">
               <w:r>
                 <w:rPr>
                   <w:rFonts w:ascii="Arial" w:cs="Arial" w:eastAsia="Arial" w:hAnsi="Arial"/>
@@ -907,7 +907,7 @@
                 <w:delText xml:space="preserve">10</w:delText>
               </w:r>
             </w:del>
-            <w:ins w:id="9004" w:author="Claude (AI) - proposed" w:date="2026-10-15T20:14:40Z">
+            <w:ins w:id="9004" w:author="Claude (AI) - proposed" w:date="2026-10-18T00:28:14Z">
               <w:r>
                 <w:rPr>
                   <w:rFonts w:ascii="Arial" w:cs="Arial" w:eastAsia="Arial" w:hAnsi="Arial"/>
@@ -935,7 +935,7 @@
               </w:rPr>
               <w:t xml:space="preserve">/14. The probability that all 14 seats are filled would then be about 0.</w:t>
             </w:r>
-            <w:del w:id="9005" w:author="Claude (AI) - proposed" w:date="2026-10-15T20:14:40Z">
+            <w:del w:id="9005" w:author="Claude (AI) - proposed" w:date="2026-10-18T00:28:14Z">
               <w:r>
                 <w:rPr>
                   <w:rFonts w:ascii="Arial" w:cs="Arial" w:eastAsia="Arial" w:hAnsi="Arial"/>
@@ -950,7 +950,7 @@
                 <w:delText xml:space="preserve">009</w:delText>
               </w:r>
             </w:del>
-            <w:ins w:id="9006" w:author="Claude (AI) - proposed" w:date="2026-10-15T20:14:40Z">
+            <w:ins w:id="9006" w:author="Claude (AI) - proposed" w:date="2026-10-18T00:28:14Z">
               <w:r>
                 <w:rPr>
                   <w:rFonts w:ascii="Arial" w:cs="Arial" w:eastAsia="Arial" w:hAnsi="Arial"/>
@@ -1011,7 +1011,7 @@
               </w:rPr>
               <w:t xml:space="preserve">(a) Report: In Kamau's 20 trips, 8 were fully booked, so the experimental probability of a full trip is 8/20 = 0.4. He should expect a full bus on about 2 out of every 5 morning departures and plan a second vehicle or extra staff for roughly that share of trips. He can budget fuel and staffing over a working week using this estimate. He cannot predict any single trip with certainty, because each trip is random and the probability of 0.4 lies between 0 and 1. More recorded trips would make his estimate more reliable. (b) The model that assumes each seat is filled independently predicts about 0.</w:t>
             </w:r>
-            <w:del w:id="9007" w:author="Claude (AI) - proposed" w:date="2026-10-15T20:14:40Z">
+            <w:del w:id="9007" w:author="Claude (AI) - proposed" w:date="2026-10-18T00:28:14Z">
               <w:r>
                 <w:rPr>
                   <w:rFonts w:ascii="Arial" w:cs="Arial" w:eastAsia="Arial" w:hAnsi="Arial"/>
@@ -1026,7 +1026,7 @@
                 <w:delText xml:space="preserve">009</w:delText>
               </w:r>
             </w:del>
-            <w:ins w:id="9008" w:author="Claude (AI) - proposed" w:date="2026-10-15T20:14:40Z">
+            <w:ins w:id="9008" w:author="Claude (AI) - proposed" w:date="2026-10-18T00:28:14Z">
               <w:r>
                 <w:rPr>
                   <w:rFonts w:ascii="Arial" w:cs="Arial" w:eastAsia="Arial" w:hAnsi="Arial"/>
@@ -1307,7 +1307,7 @@
               <w:spacing w:after="40" w:before="0"/>
               <w:jc w:val="left"/>
             </w:pPr>
-            <w:ins w:id="9009" w:author="Claude (AI) - proposed" w:date="2026-10-15T20:14:40Z">
+            <w:ins w:id="9009" w:author="Claude (AI) - proposed" w:date="2026-10-18T00:28:14Z">
               <w:r>
                 <w:rPr>
                   <w:rFonts w:ascii="Arial" w:cs="Arial" w:eastAsia="Arial" w:hAnsi="Arial"/>
@@ -1355,7 +1355,7 @@
               <w:spacing w:after="40" w:before="0"/>
               <w:jc w:val="left"/>
             </w:pPr>
-            <w:ins w:id="9010" w:author="Claude (AI) - proposed" w:date="2026-10-15T20:14:40Z">
+            <w:ins w:id="9010" w:author="Claude (AI) - proposed" w:date="2026-10-18T00:28:14Z">
               <w:r>
                 <w:rPr>
                   <w:rFonts w:ascii="Arial" w:cs="Arial" w:eastAsia="Arial" w:hAnsi="Arial"/>
@@ -1403,7 +1403,7 @@
               <w:spacing w:after="40" w:before="0"/>
               <w:jc w:val="left"/>
             </w:pPr>
-            <w:ins w:id="9011" w:author="Claude (AI) - proposed" w:date="2026-10-15T20:14:40Z">
+            <w:ins w:id="9011" w:author="Claude (AI) - proposed" w:date="2026-10-18T00:28:14Z">
               <w:r>
                 <w:rPr>
                   <w:rFonts w:ascii="Arial" w:cs="Arial" w:eastAsia="Arial" w:hAnsi="Arial"/>
@@ -1486,7 +1486,7 @@
               <w:spacing w:after="40" w:before="0"/>
               <w:jc w:val="left"/>
             </w:pPr>
-            <w:ins w:id="9012" w:author="Claude (AI) - proposed" w:date="2026-10-15T20:14:40Z">
+            <w:ins w:id="9012" w:author="Claude (AI) - proposed" w:date="2026-10-18T00:28:14Z">
               <w:r>
                 <w:rPr>
                   <w:rFonts w:ascii="Arial" w:cs="Arial" w:eastAsia="Arial" w:hAnsi="Arial"/>
@@ -1534,7 +1534,7 @@
               <w:spacing w:after="40" w:before="0"/>
               <w:jc w:val="left"/>
             </w:pPr>
-            <w:ins w:id="9013" w:author="Claude (AI) - proposed" w:date="2026-10-15T20:14:40Z">
+            <w:ins w:id="9013" w:author="Claude (AI) - proposed" w:date="2026-10-18T00:28:14Z">
               <w:r>
                 <w:rPr>
                   <w:rFonts w:ascii="Arial" w:cs="Arial" w:eastAsia="Arial" w:hAnsi="Arial"/>
@@ -1582,7 +1582,7 @@
               <w:spacing w:after="40" w:before="0"/>
               <w:jc w:val="left"/>
             </w:pPr>
-            <w:ins w:id="9014" w:author="Claude (AI) - proposed" w:date="2026-10-15T20:14:40Z">
+            <w:ins w:id="9014" w:author="Claude (AI) - proposed" w:date="2026-10-18T00:28:14Z">
               <w:r>
                 <w:rPr>
                   <w:rFonts w:ascii="Arial" w:cs="Arial" w:eastAsia="Arial" w:hAnsi="Arial"/>
@@ -1665,7 +1665,7 @@
               <w:spacing w:after="40" w:before="0"/>
               <w:jc w:val="left"/>
             </w:pPr>
-            <w:ins w:id="9015" w:author="Claude (AI) - proposed" w:date="2026-10-15T20:14:40Z">
+            <w:ins w:id="9015" w:author="Claude (AI) - proposed" w:date="2026-10-18T00:28:14Z">
               <w:r>
                 <w:rPr>
                   <w:rFonts w:ascii="Arial" w:cs="Arial" w:eastAsia="Arial" w:hAnsi="Arial"/>
@@ -1713,7 +1713,7 @@
               <w:spacing w:after="40" w:before="0"/>
               <w:jc w:val="left"/>
             </w:pPr>
-            <w:ins w:id="9016" w:author="Claude (AI) - proposed" w:date="2026-10-15T20:14:40Z">
+            <w:ins w:id="9016" w:author="Claude (AI) - proposed" w:date="2026-10-18T00:28:14Z">
               <w:r>
                 <w:rPr>
                   <w:rFonts w:ascii="Arial" w:cs="Arial" w:eastAsia="Arial" w:hAnsi="Arial"/>
@@ -1761,7 +1761,7 @@
               <w:spacing w:after="40" w:before="0"/>
               <w:jc w:val="left"/>
             </w:pPr>
-            <w:ins w:id="9017" w:author="Claude (AI) - proposed" w:date="2026-10-15T20:14:40Z">
+            <w:ins w:id="9017" w:author="Claude (AI) - proposed" w:date="2026-10-18T00:28:14Z">
               <w:r>
                 <w:rPr>
                   <w:rFonts w:ascii="Arial" w:cs="Arial" w:eastAsia="Arial" w:hAnsi="Arial"/>
@@ -1844,7 +1844,7 @@
               <w:spacing w:after="40" w:before="0"/>
               <w:jc w:val="left"/>
             </w:pPr>
-            <w:ins w:id="9018" w:author="Claude (AI) - proposed" w:date="2026-10-15T20:14:40Z">
+            <w:ins w:id="9018" w:author="Claude (AI) - proposed" w:date="2026-10-18T00:28:14Z">
               <w:r>
                 <w:rPr>
                   <w:rFonts w:ascii="Arial" w:cs="Arial" w:eastAsia="Arial" w:hAnsi="Arial"/>
@@ -1892,7 +1892,7 @@
               <w:spacing w:after="40" w:before="0"/>
               <w:jc w:val="left"/>
             </w:pPr>
-            <w:ins w:id="9019" w:author="Claude (AI) - proposed" w:date="2026-10-15T20:14:40Z">
+            <w:ins w:id="9019" w:author="Claude (AI) - proposed" w:date="2026-10-18T00:28:14Z">
               <w:r>
                 <w:rPr>
                   <w:rFonts w:ascii="Arial" w:cs="Arial" w:eastAsia="Arial" w:hAnsi="Arial"/>
@@ -1940,7 +1940,7 @@
               <w:spacing w:after="40" w:before="0"/>
               <w:jc w:val="left"/>
             </w:pPr>
-            <w:ins w:id="9020" w:author="Claude (AI) - proposed" w:date="2026-10-15T20:14:40Z">
+            <w:ins w:id="9020" w:author="Claude (AI) - proposed" w:date="2026-10-18T00:28:14Z">
               <w:r>
                 <w:rPr>
                   <w:rFonts w:ascii="Arial" w:cs="Arial" w:eastAsia="Arial" w:hAnsi="Arial"/>
@@ -2090,7 +2090,7 @@
         </w:rPr>
         <w:t xml:space="preserve">© 2026 SeaVuria and ARES. This work is licensed under a </w:t>
       </w:r>
-      <w:hyperlink w:history="1" r:id="rIdafobughg7zyfiqnrdva-k">
+      <w:hyperlink w:history="1" r:id="rId9f_0x4agnpanc50-49od4">
         <w:r>
           <w:rPr>
             <w:rFonts w:ascii="Arial" w:cs="Arial" w:eastAsia="Arial" w:hAnsi="Arial"/>
@@ -2110,7 +2110,7 @@
         </w:rPr>
         <w:t xml:space="preserve"> (</w:t>
       </w:r>
-      <w:hyperlink w:history="1" r:id="rIdobd0dku1-2tb8hyzfuu3t">
+      <w:hyperlink w:history="1" r:id="rIdq-lh2hlbzctecsqmpcm6k">
         <w:r>
           <w:rPr>
             <w:rFonts w:ascii="Arial" w:cs="Arial" w:eastAsia="Arial" w:hAnsi="Arial"/>
@@ -2130,7 +2130,7 @@
         </w:rPr>
         <w:t xml:space="preserve">). To view a copy of this license, visit </w:t>
       </w:r>
-      <w:hyperlink w:history="1" r:id="rIdiyj0jhjylowkfwn-six0a">
+      <w:hyperlink w:history="1" r:id="rIdsi9ahy8sujebf6zqtppik">
         <w:r>
           <w:rPr>
             <w:rFonts w:ascii="Arial" w:cs="Arial" w:eastAsia="Arial" w:hAnsi="Arial"/>
